--- a/ТЗ.docx
+++ b/ТЗ.docx
@@ -2247,8 +2247,6 @@
         </w:rPr>
         <w:t>Ограничения v1:</w:t>
       </w:r>
-      <w:bookmarkStart w:id="0" w:name="_GoBack"/>
-      <w:bookmarkEnd w:id="0"/>
     </w:p>
     <w:p>
       <w:pPr>
@@ -4150,7 +4148,16 @@
           <w:szCs w:val="24"/>
           <w:lang w:eastAsia="ru-RU"/>
         </w:rPr>
-        <w:t>после удаления лишних пробелов по краям длина должна быть от 3 до 30 символов;</w:t>
+        <w:t xml:space="preserve">ввод пробелов невозможен, </w:t>
+      </w:r>
+      <w:r>
+        <w:rPr>
+          <w:rFonts w:eastAsia="Times New Roman"/>
+          <w:sz w:val="24"/>
+          <w:szCs w:val="24"/>
+          <w:lang w:eastAsia="ru-RU"/>
+        </w:rPr>
+        <w:t>длина должна быть от 3 до 30 символов;</w:t>
       </w:r>
     </w:p>
     <w:p>
@@ -4200,6 +4207,74 @@
           <w:szCs w:val="24"/>
           <w:lang w:eastAsia="ru-RU"/>
         </w:rPr>
+        <w:t>не может состоять только из цифр</w:t>
+      </w:r>
+    </w:p>
+    <w:p>
+      <w:pPr>
+        <w:numPr>
+          <w:ilvl w:val="0"/>
+          <w:numId w:val="17"/>
+        </w:numPr>
+        <w:spacing w:before="100" w:beforeAutospacing="1" w:after="100" w:afterAutospacing="1" w:line="240" w:lineRule="auto"/>
+        <w:jc w:val="left"/>
+        <w:rPr>
+          <w:rFonts w:eastAsia="Times New Roman"/>
+          <w:sz w:val="24"/>
+          <w:szCs w:val="24"/>
+          <w:lang w:eastAsia="ru-RU"/>
+        </w:rPr>
+      </w:pPr>
+      <w:r>
+        <w:rPr>
+          <w:rFonts w:eastAsia="Times New Roman"/>
+          <w:sz w:val="24"/>
+          <w:szCs w:val="24"/>
+          <w:lang w:eastAsia="ru-RU"/>
+        </w:rPr>
+        <w:t>не может содержать кириллицу, её ввод заблокирован</w:t>
+      </w:r>
+    </w:p>
+    <w:p>
+      <w:pPr>
+        <w:numPr>
+          <w:ilvl w:val="0"/>
+          <w:numId w:val="17"/>
+        </w:numPr>
+        <w:spacing w:before="100" w:beforeAutospacing="1" w:after="100" w:afterAutospacing="1" w:line="240" w:lineRule="auto"/>
+        <w:jc w:val="left"/>
+        <w:rPr>
+          <w:rFonts w:eastAsia="Times New Roman"/>
+          <w:sz w:val="24"/>
+          <w:szCs w:val="24"/>
+          <w:lang w:eastAsia="ru-RU"/>
+        </w:rPr>
+      </w:pPr>
+      <w:r>
+        <w:rPr>
+          <w:rFonts w:eastAsia="Times New Roman"/>
+          <w:sz w:val="24"/>
+          <w:szCs w:val="24"/>
+          <w:lang w:eastAsia="ru-RU"/>
+        </w:rPr>
+        <w:t>пустая строка</w:t>
+      </w:r>
+      <w:r>
+        <w:rPr>
+          <w:rFonts w:eastAsia="Times New Roman"/>
+          <w:sz w:val="24"/>
+          <w:szCs w:val="24"/>
+          <w:lang w:eastAsia="ru-RU"/>
+        </w:rPr>
+        <w:t>/</w:t>
+      </w:r>
+      <w:r>
+        <w:rPr>
+          <w:rFonts w:eastAsia="Times New Roman"/>
+          <w:sz w:val="24"/>
+          <w:szCs w:val="24"/>
+          <w:lang w:eastAsia="ru-RU"/>
+        </w:rPr>
         <w:t>строка из одних пробелов недопустима.</w:t>
       </w:r>
     </w:p>
@@ -4279,8 +4354,61 @@
           <w:szCs w:val="24"/>
           <w:lang w:eastAsia="ru-RU"/>
         </w:rPr>
+        <w:lastRenderedPageBreak/>
+        <w:t>ввод пробелом и кириллицы заблокирован;</w:t>
+      </w:r>
+    </w:p>
+    <w:p>
+      <w:pPr>
+        <w:numPr>
+          <w:ilvl w:val="0"/>
+          <w:numId w:val="18"/>
+        </w:numPr>
+        <w:spacing w:before="100" w:beforeAutospacing="1" w:after="100" w:afterAutospacing="1" w:line="240" w:lineRule="auto"/>
+        <w:jc w:val="left"/>
+        <w:rPr>
+          <w:rFonts w:eastAsia="Times New Roman"/>
+          <w:sz w:val="24"/>
+          <w:szCs w:val="24"/>
+          <w:lang w:eastAsia="ru-RU"/>
+        </w:rPr>
+      </w:pPr>
+      <w:r>
+        <w:rPr>
+          <w:rFonts w:eastAsia="Times New Roman"/>
+          <w:sz w:val="24"/>
+          <w:szCs w:val="24"/>
+          <w:lang w:eastAsia="ru-RU"/>
+        </w:rPr>
+        <w:t>должен состоять из латиницы и цифр, спецсимволы опционально</w:t>
+      </w:r>
+    </w:p>
+    <w:p>
+      <w:pPr>
+        <w:numPr>
+          <w:ilvl w:val="0"/>
+          <w:numId w:val="18"/>
+        </w:numPr>
+        <w:spacing w:before="100" w:beforeAutospacing="1" w:after="100" w:afterAutospacing="1" w:line="240" w:lineRule="auto"/>
+        <w:jc w:val="left"/>
+        <w:rPr>
+          <w:rFonts w:eastAsia="Times New Roman"/>
+          <w:sz w:val="24"/>
+          <w:szCs w:val="24"/>
+          <w:lang w:eastAsia="ru-RU"/>
+        </w:rPr>
+      </w:pPr>
+      <w:r>
+        <w:rPr>
+          <w:rFonts w:eastAsia="Times New Roman"/>
+          <w:sz w:val="24"/>
+          <w:szCs w:val="24"/>
+          <w:lang w:eastAsia="ru-RU"/>
+        </w:rPr>
         <w:t>длина от 8 до 32 символов.</w:t>
       </w:r>
+      <w:bookmarkStart w:id="0" w:name="_GoBack"/>
+      <w:bookmarkEnd w:id="0"/>
     </w:p>
     <w:p>
       <w:pPr>
@@ -4306,7 +4434,6 @@
           <w:szCs w:val="27"/>
           <w:lang w:eastAsia="ru-RU"/>
         </w:rPr>
-        <w:lastRenderedPageBreak/>
         <w:t>8.2. Создание задачи</w:t>
       </w:r>
     </w:p>
@@ -5254,6 +5381,7 @@
           <w:szCs w:val="24"/>
           <w:lang w:eastAsia="ru-RU"/>
         </w:rPr>
+        <w:lastRenderedPageBreak/>
         <w:t xml:space="preserve">POST </w:t>
       </w:r>
       <w:r>
@@ -5322,7 +5450,6 @@
           <w:szCs w:val="24"/>
           <w:lang w:eastAsia="ru-RU"/>
         </w:rPr>
-        <w:lastRenderedPageBreak/>
         <w:t>Тело</w:t>
       </w:r>
       <w:r>
@@ -6373,6 +6500,7 @@
           <w:szCs w:val="20"/>
           <w:lang w:eastAsia="ru-RU"/>
         </w:rPr>
+        <w:lastRenderedPageBreak/>
         <w:t xml:space="preserve">401 </w:t>
       </w:r>
       <w:proofErr w:type="spellStart"/>
@@ -6444,7 +6572,6 @@
           <w:szCs w:val="27"/>
           <w:lang w:eastAsia="ru-RU"/>
         </w:rPr>
-        <w:lastRenderedPageBreak/>
         <w:t>10.3. Получение списка задач</w:t>
       </w:r>
     </w:p>
@@ -7355,6 +7482,7 @@
           <w:szCs w:val="24"/>
           <w:lang w:eastAsia="ru-RU"/>
         </w:rPr>
+        <w:lastRenderedPageBreak/>
         <w:t>Пример</w:t>
       </w:r>
       <w:r>
@@ -7442,15 +7570,6 @@
           <w:lang w:val="en-US" w:eastAsia="ru-RU"/>
         </w:rPr>
         <w:br/>
-      </w:r>
-      <w:r>
-        <w:rPr>
-          <w:rFonts w:ascii="Courier New" w:eastAsia="Times New Roman" w:hAnsi="Courier New" w:cs="Courier New"/>
-          <w:sz w:val="20"/>
-          <w:szCs w:val="20"/>
-          <w:lang w:val="en-US" w:eastAsia="ru-RU"/>
-        </w:rPr>
-        <w:lastRenderedPageBreak/>
         <w:t xml:space="preserve">  "title": "</w:t>
       </w:r>
       <w:r>
@@ -8708,6 +8827,7 @@
           <w:szCs w:val="24"/>
           <w:lang w:eastAsia="ru-RU"/>
         </w:rPr>
+        <w:lastRenderedPageBreak/>
         <w:t xml:space="preserve">DELETE </w:t>
       </w:r>
       <w:r>
@@ -8811,7 +8931,6 @@
           <w:szCs w:val="24"/>
           <w:lang w:eastAsia="ru-RU"/>
         </w:rPr>
-        <w:lastRenderedPageBreak/>
         <w:t>Успех:</w:t>
       </w:r>
     </w:p>
@@ -10125,6 +10244,7 @@
           <w:szCs w:val="27"/>
           <w:lang w:eastAsia="ru-RU"/>
         </w:rPr>
+        <w:lastRenderedPageBreak/>
         <w:t>12.2. Экран задач</w:t>
       </w:r>
     </w:p>
@@ -10172,7 +10292,6 @@
           <w:szCs w:val="24"/>
           <w:lang w:eastAsia="ru-RU"/>
         </w:rPr>
-        <w:lastRenderedPageBreak/>
         <w:t>форма создания задачи:</w:t>
       </w:r>
     </w:p>
@@ -11444,6 +11563,7 @@
           <w:szCs w:val="24"/>
           <w:lang w:eastAsia="ru-RU"/>
         </w:rPr>
+        <w:lastRenderedPageBreak/>
         <w:t xml:space="preserve">В проекте обязательно должен быть </w:t>
       </w:r>
       <w:r>
@@ -11537,7 +11657,6 @@
           <w:szCs w:val="24"/>
           <w:lang w:eastAsia="ru-RU"/>
         </w:rPr>
-        <w:lastRenderedPageBreak/>
         <w:t>как установить зависимости;</w:t>
       </w:r>
     </w:p>
@@ -12568,6 +12687,7 @@
           <w:szCs w:val="27"/>
           <w:lang w:eastAsia="ru-RU"/>
         </w:rPr>
+        <w:lastRenderedPageBreak/>
         <w:t>15.5. Критерии по качеству</w:t>
       </w:r>
     </w:p>
@@ -12638,7 +12758,6 @@
           <w:szCs w:val="24"/>
           <w:lang w:eastAsia="ru-RU"/>
         </w:rPr>
-        <w:lastRenderedPageBreak/>
         <w:t>основные позитивные и негативные сценарии покрыты;</w:t>
       </w:r>
     </w:p>
